--- a/Project_Animagus/작업 일지/광신_작업일지/작업일지(250414-250420).docx
+++ b/Project_Animagus/작업 일지/광신_작업일지/작업일지(250414-250420).docx
@@ -65,6 +65,7 @@
             <w:pPr>
               <w:jc w:val="center"/>
               <w:rPr>
+                <w:rFonts w:hint="eastAsia"/>
                 <w:b/>
                 <w:sz w:val="18"/>
               </w:rPr>
@@ -75,7 +76,7 @@
                 <w:b/>
                 <w:sz w:val="18"/>
               </w:rPr>
-              <w:t>2018180042</w:t>
+              <w:t>2020182003</w:t>
             </w:r>
             <w:r>
               <w:rPr>
@@ -90,52 +91,7 @@
                 <w:b/>
                 <w:sz w:val="18"/>
               </w:rPr>
-              <w:t>지태준</w:t>
-            </w:r>
-          </w:p>
-          <w:p>
-            <w:pPr>
-              <w:jc w:val="center"/>
-              <w:rPr>
-                <w:b/>
-                <w:sz w:val="18"/>
-              </w:rPr>
-            </w:pPr>
-            <w:r>
-              <w:rPr>
-                <w:rFonts w:hint="eastAsia"/>
-                <w:b/>
-                <w:sz w:val="18"/>
-              </w:rPr>
-              <w:t>2020182003</w:t>
-            </w:r>
-            <w:r>
-              <w:rPr>
-                <w:b/>
-                <w:sz w:val="18"/>
-              </w:rPr>
-              <w:t xml:space="preserve"> </w:t>
-            </w:r>
-            <w:r>
-              <w:rPr>
-                <w:rFonts w:hint="eastAsia"/>
-                <w:b/>
-                <w:sz w:val="18"/>
-              </w:rPr>
               <w:t>고광신</w:t>
-            </w:r>
-          </w:p>
-          <w:p>
-            <w:pPr>
-              <w:jc w:val="center"/>
-            </w:pPr>
-            <w:r>
-              <w:rPr>
-                <w:rFonts w:hint="eastAsia"/>
-                <w:b/>
-                <w:sz w:val="18"/>
-              </w:rPr>
-              <w:t>2020182040 조환희</w:t>
             </w:r>
           </w:p>
         </w:tc>
@@ -229,6 +185,13 @@
                 <w:b/>
               </w:rPr>
             </w:pPr>
+            <w:r>
+              <w:rPr>
+                <w:rFonts w:hint="eastAsia"/>
+                <w:b/>
+              </w:rPr>
+              <w:t>17</w:t>
+            </w:r>
           </w:p>
         </w:tc>
         <w:tc>
@@ -263,7 +226,6 @@
             <w:pPr>
               <w:jc w:val="center"/>
               <w:rPr>
-                <w:rFonts w:hint="eastAsia"/>
                 <w:b/>
               </w:rPr>
             </w:pPr>
@@ -280,7 +242,7 @@
                 <w:b/>
                 <w:sz w:val="22"/>
               </w:rPr>
-              <w:t>4</w:t>
+              <w:t>5</w:t>
             </w:r>
             <w:r>
               <w:rPr>
@@ -295,7 +257,7 @@
                 <w:b/>
                 <w:sz w:val="22"/>
               </w:rPr>
-              <w:t>12</w:t>
+              <w:t>04</w:t>
             </w:r>
             <w:r>
               <w:rPr>
@@ -310,7 +272,7 @@
                 <w:b/>
                 <w:sz w:val="22"/>
               </w:rPr>
-              <w:t>23</w:t>
+              <w:t>14</w:t>
             </w:r>
             <w:r>
               <w:rPr>
@@ -325,22 +287,22 @@
                 <w:b/>
                 <w:sz w:val="22"/>
               </w:rPr>
-              <w:t>4</w:t>
-            </w:r>
-            <w:r>
-              <w:rPr>
-                <w:b/>
-                <w:sz w:val="22"/>
-              </w:rPr>
-              <w:t>.</w:t>
-            </w:r>
-            <w:r>
-              <w:rPr>
-                <w:rFonts w:hint="eastAsia"/>
-                <w:b/>
-                <w:sz w:val="22"/>
-              </w:rPr>
-              <w:t>12.29</w:t>
+              <w:t>5</w:t>
+            </w:r>
+            <w:r>
+              <w:rPr>
+                <w:b/>
+                <w:sz w:val="22"/>
+              </w:rPr>
+              <w:t>.0</w:t>
+            </w:r>
+            <w:r>
+              <w:rPr>
+                <w:rFonts w:hint="eastAsia"/>
+                <w:b/>
+                <w:sz w:val="22"/>
+              </w:rPr>
+              <w:t>4.20</w:t>
             </w:r>
           </w:p>
         </w:tc>
@@ -431,66 +393,12 @@
           </w:tcPr>
           <w:p>
             <w:pPr>
-              <w:pStyle w:val="a4"/>
-              <w:numPr>
-                <w:ilvl w:val="0"/>
-                <w:numId w:val="2"/>
-              </w:numPr>
-              <w:ind w:leftChars="0"/>
               <w:jc w:val="left"/>
               <w:rPr>
-                <w:b/>
-              </w:rPr>
-            </w:pPr>
-            <w:r>
-              <w:rPr>
-                <w:rFonts w:hint="eastAsia"/>
-                <w:b/>
-              </w:rPr>
-              <w:t>지태준</w:t>
-            </w:r>
-          </w:p>
-          <w:p>
-            <w:pPr>
-              <w:pStyle w:val="a4"/>
-              <w:numPr>
-                <w:ilvl w:val="0"/>
-                <w:numId w:val="2"/>
-              </w:numPr>
-              <w:ind w:leftChars="0"/>
-              <w:jc w:val="left"/>
-              <w:rPr>
-                <w:b/>
-              </w:rPr>
-            </w:pPr>
-            <w:r>
-              <w:rPr>
-                <w:rFonts w:hint="eastAsia"/>
-                <w:b/>
-              </w:rPr>
-              <w:t>고광신</w:t>
-            </w:r>
-          </w:p>
-          <w:p>
-            <w:pPr>
-              <w:pStyle w:val="a4"/>
-              <w:numPr>
-                <w:ilvl w:val="0"/>
-                <w:numId w:val="2"/>
-              </w:numPr>
-              <w:ind w:leftChars="0"/>
-              <w:jc w:val="left"/>
-              <w:rPr>
-                <w:b/>
-              </w:rPr>
-            </w:pPr>
-            <w:r>
-              <w:rPr>
-                <w:rFonts w:hint="eastAsia"/>
-                <w:b/>
-              </w:rPr>
-              <w:t>조환희</w:t>
-            </w:r>
+                <w:rFonts w:hint="eastAsia"/>
+                <w:b/>
+              </w:rPr>
+            </w:pPr>
           </w:p>
         </w:tc>
       </w:tr>
@@ -572,7 +480,6 @@
         </w:numPr>
         <w:ind w:leftChars="0"/>
         <w:rPr>
-          <w:rFonts w:hint="eastAsia"/>
           <w:sz w:val="22"/>
         </w:rPr>
       </w:pPr>
@@ -735,6 +642,14 @@
                 <w:sz w:val="22"/>
               </w:rPr>
             </w:pPr>
+            <w:r>
+              <w:rPr>
+                <w:rFonts w:hint="eastAsia"/>
+                <w:b/>
+                <w:sz w:val="22"/>
+              </w:rPr>
+              <w:t>18</w:t>
+            </w:r>
           </w:p>
         </w:tc>
         <w:tc>
@@ -782,7 +697,7 @@
                 <w:b/>
                 <w:sz w:val="22"/>
               </w:rPr>
-              <w:t>4</w:t>
+              <w:t>5</w:t>
             </w:r>
             <w:r>
               <w:rPr>
@@ -793,18 +708,11 @@
             </w:r>
             <w:r>
               <w:rPr>
-                <w:b/>
-                <w:sz w:val="22"/>
-              </w:rPr>
-              <w:t>1</w:t>
-            </w:r>
-            <w:r>
-              <w:rPr>
-                <w:rFonts w:hint="eastAsia"/>
-                <w:b/>
-                <w:sz w:val="22"/>
-              </w:rPr>
-              <w:t>2</w:t>
+                <w:rFonts w:hint="eastAsia"/>
+                <w:b/>
+                <w:sz w:val="22"/>
+              </w:rPr>
+              <w:t>04</w:t>
             </w:r>
             <w:r>
               <w:rPr>
@@ -819,7 +727,7 @@
                 <w:b/>
                 <w:sz w:val="22"/>
               </w:rPr>
-              <w:t>30</w:t>
+              <w:t>21</w:t>
             </w:r>
             <w:r>
               <w:rPr>
@@ -845,25 +753,19 @@
             </w:r>
             <w:r>
               <w:rPr>
-                <w:b/>
-                <w:sz w:val="22"/>
-              </w:rPr>
-              <w:t>1</w:t>
-            </w:r>
-            <w:r>
-              <w:rPr>
-                <w:b/>
-                <w:sz w:val="22"/>
-              </w:rPr>
-              <w:t>.</w:t>
-            </w:r>
-            <w:r>
-              <w:rPr>
-                <w:rFonts w:hint="eastAsia"/>
-                <w:b/>
-                <w:sz w:val="22"/>
-              </w:rPr>
-              <w:t>05</w:t>
+                <w:rFonts w:hint="eastAsia"/>
+                <w:b/>
+                <w:sz w:val="22"/>
+              </w:rPr>
+              <w:t>4.2</w:t>
+            </w:r>
+            <w:r>
+              <w:rPr>
+                <w:rFonts w:hint="eastAsia"/>
+                <w:b/>
+                <w:sz w:val="22"/>
+              </w:rPr>
+              <w:t>7</w:t>
             </w:r>
           </w:p>
         </w:tc>
@@ -902,52 +804,6 @@
             <w:vAlign w:val="center"/>
           </w:tcPr>
           <w:p>
-            <w:r>
-              <w:rPr>
-                <w:rFonts w:hint="eastAsia"/>
-              </w:rPr>
-              <w:t>지태준</w:t>
-            </w:r>
-            <w:r>
-              <w:rPr>
-                <w:rFonts w:hint="eastAsia"/>
-              </w:rPr>
-              <w:t>:</w:t>
-            </w:r>
-            <w:r>
-              <w:t xml:space="preserve"> </w:t>
-            </w:r>
-          </w:p>
-          <w:p>
-            <w:r>
-              <w:rPr>
-                <w:rFonts w:hint="eastAsia"/>
-              </w:rPr>
-              <w:t>고광신</w:t>
-            </w:r>
-            <w:r>
-              <w:rPr>
-                <w:rFonts w:hint="eastAsia"/>
-              </w:rPr>
-              <w:t>:</w:t>
-            </w:r>
-            <w:r>
-              <w:t xml:space="preserve"> </w:t>
-            </w:r>
-          </w:p>
-          <w:p>
-            <w:r>
-              <w:rPr>
-                <w:rFonts w:hint="eastAsia"/>
-              </w:rPr>
-              <w:t>조환희</w:t>
-            </w:r>
-            <w:r>
-              <w:rPr>
-                <w:rFonts w:hint="eastAsia"/>
-              </w:rPr>
-              <w:t>:</w:t>
-            </w:r>
             <w:r>
               <w:t xml:space="preserve"> </w:t>
             </w:r>

--- a/Project_Animagus/작업 일지/광신_작업일지/작업일지(250414-250420).docx
+++ b/Project_Animagus/작업 일지/광신_작업일지/작업일지(250414-250420).docx
@@ -65,7 +65,6 @@
             <w:pPr>
               <w:jc w:val="center"/>
               <w:rPr>
-                <w:rFonts w:hint="eastAsia"/>
                 <w:b/>
                 <w:sz w:val="18"/>
               </w:rPr>
@@ -395,10 +394,76 @@
             <w:pPr>
               <w:jc w:val="left"/>
               <w:rPr>
-                <w:rFonts w:hint="eastAsia"/>
-                <w:b/>
-              </w:rPr>
-            </w:pPr>
+                <w:b/>
+              </w:rPr>
+            </w:pPr>
+            <w:r>
+              <w:rPr>
+                <w:rFonts w:hint="eastAsia"/>
+                <w:b/>
+              </w:rPr>
+              <w:t>AI Jump 노드 추가</w:t>
+            </w:r>
+          </w:p>
+          <w:p>
+            <w:pPr>
+              <w:jc w:val="left"/>
+              <w:rPr>
+                <w:b/>
+              </w:rPr>
+            </w:pPr>
+            <w:r>
+              <w:rPr>
+                <w:rFonts w:hint="eastAsia"/>
+                <w:b/>
+              </w:rPr>
+              <w:t>AI의 회전 버그 보완</w:t>
+            </w:r>
+          </w:p>
+          <w:p>
+            <w:pPr>
+              <w:jc w:val="left"/>
+              <w:rPr>
+                <w:b/>
+              </w:rPr>
+            </w:pPr>
+            <w:r>
+              <w:rPr>
+                <w:rFonts w:hint="eastAsia"/>
+                <w:b/>
+              </w:rPr>
+              <w:t xml:space="preserve">행동트리 보완 </w:t>
+            </w:r>
+          </w:p>
+          <w:p>
+            <w:pPr>
+              <w:jc w:val="left"/>
+              <w:rPr>
+                <w:rFonts w:hint="eastAsia"/>
+                <w:b/>
+              </w:rPr>
+            </w:pPr>
+            <w:r>
+              <w:rPr>
+                <w:rFonts w:hint="eastAsia"/>
+                <w:b/>
+              </w:rPr>
+              <w:t xml:space="preserve">Fireball </w:t>
+            </w:r>
+            <w:r>
+              <w:rPr>
+                <w:rFonts w:hint="eastAsia"/>
+                <w:b/>
+              </w:rPr>
+              <w:t>스킬이 타겟으로 날아가도록 수정</w:t>
+            </w:r>
+            <w:r>
+              <w:rPr>
+                <w:rFonts w:hint="eastAsia"/>
+                <w:b/>
+              </w:rPr>
+              <w:t xml:space="preserve"> ( 상,하 공격 )</w:t>
+            </w:r>
           </w:p>
         </w:tc>
       </w:tr>
@@ -426,38 +491,33 @@
         </w:rPr>
         <w:t>&lt;상세 수행내용&gt;</w:t>
       </w:r>
-    </w:p>
-    <w:p>
-      <w:pPr>
-        <w:pStyle w:val="a4"/>
-        <w:numPr>
-          <w:ilvl w:val="1"/>
-          <w:numId w:val="1"/>
-        </w:numPr>
-        <w:ind w:leftChars="0"/>
-        <w:rPr>
-          <w:sz w:val="22"/>
-        </w:rPr>
-      </w:pPr>
+      <w:r>
+        <w:rPr>
+          <w:sz w:val="22"/>
+        </w:rPr>
+        <w:br/>
+      </w:r>
       <w:r>
         <w:rPr>
           <w:rFonts w:hint="eastAsia"/>
           <w:b/>
-          <w:sz w:val="28"/>
-          <w:szCs w:val="28"/>
-        </w:rPr>
-        <w:t>지태준</w:t>
+          <w:sz w:val="22"/>
+        </w:rPr>
+        <w:t>에디터에서 75프로에서 무한 로딩하는 버그를 발견하고 수정했음. TaskNode에서 False일 때 반환값을 지정하지 않았는데 에디터에서 게임을 시행할 때 종료되는게 아니라 에디터를 켜는 로딩 중에 Auto AI 설정 때문에 켜지지 않았던 거였음.</w:t>
       </w:r>
     </w:p>
     <w:p>
       <w:pPr>
-        <w:pStyle w:val="a4"/>
-        <w:numPr>
-          <w:ilvl w:val="1"/>
-          <w:numId w:val="1"/>
-        </w:numPr>
-        <w:ind w:leftChars="0"/>
-        <w:rPr>
+        <w:rPr>
+          <w:b/>
+          <w:sz w:val="22"/>
+        </w:rPr>
+      </w:pPr>
+    </w:p>
+    <w:p>
+      <w:pPr>
+        <w:rPr>
+          <w:b/>
           <w:sz w:val="22"/>
         </w:rPr>
       </w:pPr>
@@ -465,21 +525,23 @@
         <w:rPr>
           <w:rFonts w:hint="eastAsia"/>
           <w:b/>
-          <w:sz w:val="28"/>
-          <w:szCs w:val="28"/>
-        </w:rPr>
-        <w:t>고광신</w:t>
+          <w:sz w:val="22"/>
+        </w:rPr>
+        <w:t>SetFocus를 사용하면 그 타겟을 향해 바로 회전하는 특성이 있기에 TurnToTarget 노드를 Focus 앞에 두어 회전이 끝날 때 포커싱할 수 있도록 했음.</w:t>
       </w:r>
     </w:p>
     <w:p>
       <w:pPr>
-        <w:pStyle w:val="a4"/>
-        <w:numPr>
-          <w:ilvl w:val="1"/>
-          <w:numId w:val="1"/>
-        </w:numPr>
-        <w:ind w:leftChars="0"/>
-        <w:rPr>
+        <w:rPr>
+          <w:b/>
+          <w:sz w:val="22"/>
+        </w:rPr>
+      </w:pPr>
+    </w:p>
+    <w:p>
+      <w:pPr>
+        <w:rPr>
+          <w:b/>
           <w:sz w:val="22"/>
         </w:rPr>
       </w:pPr>
@@ -487,21 +549,199 @@
         <w:rPr>
           <w:rFonts w:hint="eastAsia"/>
           <w:b/>
-          <w:sz w:val="28"/>
-          <w:szCs w:val="28"/>
-        </w:rPr>
-        <w:t>조환희</w:t>
+          <w:sz w:val="22"/>
+        </w:rPr>
+        <w:t>Behavior Tree에서 전투 분기에서 Abort 우선순위를 Low Priority에서 None으로 수정했음</w:t>
       </w:r>
+    </w:p>
+    <w:p>
+      <w:pPr>
+        <w:rPr>
+          <w:b/>
+          <w:sz w:val="22"/>
+        </w:rPr>
+      </w:pPr>
       <w:r>
         <w:rPr>
-          <w:sz w:val="22"/>
-        </w:rPr>
-        <w:br/>
+          <w:rFonts w:hint="eastAsia"/>
+          <w:b/>
+          <w:sz w:val="22"/>
+        </w:rPr>
+        <w:t>전투 중에 타겟이 인식이 안되면 갑자기 중단하고 순찰하는 문제가 있었는데 중단되지 않고 행동을 수행하는 None으로 변경해서 타겟이 변경되든말든 우선 현재 실행 중인 전투 작업을 진행하도록 수정했음. Patrol 분기 부분도 Abort를 Self 수정해서 타겟이 발견되면 전투 태세로 변하도록 수정함</w:t>
       </w:r>
     </w:p>
     <w:p>
       <w:pPr>
         <w:rPr>
+          <w:b/>
+          <w:sz w:val="22"/>
+        </w:rPr>
+      </w:pPr>
+    </w:p>
+    <w:p>
+      <w:pPr>
+        <w:rPr>
+          <w:rFonts w:hint="eastAsia"/>
+          <w:b/>
+          <w:sz w:val="22"/>
+        </w:rPr>
+      </w:pPr>
+      <w:r>
+        <w:rPr>
+          <w:rFonts w:hint="eastAsia"/>
+          <w:b/>
+          <w:sz w:val="22"/>
+        </w:rPr>
+        <w:t>보간 함수 RInterpTo에서 보간 속도가 상수로 고정되어 있으면 보간이 걸리는 시간이 똑같기 때문에 각도가 많이 차이나는 타겟을 향해 회전할 때 급회전이 일어지는 문제가 있었음. 타겟과의 각도 차이에 따라 회전 속도가 달라지도록 수정할 것</w:t>
+      </w:r>
+    </w:p>
+    <w:p>
+      <w:pPr>
+        <w:rPr>
+          <w:rFonts w:hint="eastAsia"/>
+          <w:b/>
+          <w:sz w:val="22"/>
+        </w:rPr>
+      </w:pPr>
+    </w:p>
+    <w:p>
+      <w:pPr>
+        <w:rPr>
+          <w:b/>
+          <w:sz w:val="22"/>
+        </w:rPr>
+      </w:pPr>
+    </w:p>
+    <w:p>
+      <w:pPr>
+        <w:rPr>
+          <w:sz w:val="22"/>
+        </w:rPr>
+      </w:pPr>
+    </w:p>
+    <w:p>
+      <w:pPr>
+        <w:rPr>
+          <w:sz w:val="22"/>
+        </w:rPr>
+      </w:pPr>
+    </w:p>
+    <w:p>
+      <w:pPr>
+        <w:rPr>
+          <w:sz w:val="22"/>
+        </w:rPr>
+      </w:pPr>
+    </w:p>
+    <w:p>
+      <w:pPr>
+        <w:rPr>
+          <w:sz w:val="22"/>
+        </w:rPr>
+      </w:pPr>
+    </w:p>
+    <w:p>
+      <w:pPr>
+        <w:rPr>
+          <w:sz w:val="22"/>
+        </w:rPr>
+      </w:pPr>
+    </w:p>
+    <w:p>
+      <w:pPr>
+        <w:rPr>
+          <w:sz w:val="22"/>
+        </w:rPr>
+      </w:pPr>
+      <w:r>
+        <w:rPr>
+          <w:noProof/>
+          <w:sz w:val="22"/>
+        </w:rPr>
+        <w:lastRenderedPageBreak/>
+        <w:drawing>
+          <wp:inline distT="0" distB="0" distL="0" distR="0" wp14:anchorId="74EE948D" wp14:editId="06681D64">
+            <wp:extent cx="5121910" cy="3467100"/>
+            <wp:effectExtent l="0" t="0" r="2540" b="0"/>
+            <wp:docPr id="374500493" name="그림 1"/>
+            <wp:cNvGraphicFramePr>
+              <a:graphicFrameLocks xmlns:a="http://schemas.openxmlformats.org/drawingml/2006/main" noChangeAspect="1"/>
+            </wp:cNvGraphicFramePr>
+            <a:graphic xmlns:a="http://schemas.openxmlformats.org/drawingml/2006/main">
+              <a:graphicData uri="http://schemas.openxmlformats.org/drawingml/2006/picture">
+                <pic:pic xmlns:pic="http://schemas.openxmlformats.org/drawingml/2006/picture">
+                  <pic:nvPicPr>
+                    <pic:cNvPr id="0" name="Picture 1"/>
+                    <pic:cNvPicPr>
+                      <a:picLocks noChangeAspect="1" noChangeArrowheads="1"/>
+                    </pic:cNvPicPr>
+                  </pic:nvPicPr>
+                  <pic:blipFill>
+                    <a:blip r:embed="rId7">
+                      <a:extLst>
+                        <a:ext uri="{28A0092B-C50C-407E-A947-70E740481C1C}">
+                          <a14:useLocalDpi xmlns:a14="http://schemas.microsoft.com/office/drawing/2010/main" val="0"/>
+                        </a:ext>
+                      </a:extLst>
+                    </a:blip>
+                    <a:srcRect/>
+                    <a:stretch>
+                      <a:fillRect/>
+                    </a:stretch>
+                  </pic:blipFill>
+                  <pic:spPr bwMode="auto">
+                    <a:xfrm>
+                      <a:off x="0" y="0"/>
+                      <a:ext cx="5121910" cy="3467100"/>
+                    </a:xfrm>
+                    <a:prstGeom prst="rect">
+                      <a:avLst/>
+                    </a:prstGeom>
+                    <a:noFill/>
+                    <a:ln>
+                      <a:noFill/>
+                    </a:ln>
+                  </pic:spPr>
+                </pic:pic>
+              </a:graphicData>
+            </a:graphic>
+          </wp:inline>
+        </w:drawing>
+      </w:r>
+    </w:p>
+    <w:p>
+      <w:pPr>
+        <w:tabs>
+          <w:tab w:val="left" w:pos="1294"/>
+        </w:tabs>
+        <w:rPr>
+          <w:rFonts w:hint="eastAsia"/>
+          <w:b/>
+          <w:bCs/>
+          <w:sz w:val="22"/>
+        </w:rPr>
+      </w:pPr>
+      <w:r>
+        <w:rPr>
+          <w:rFonts w:hint="eastAsia"/>
+          <w:b/>
+          <w:bCs/>
+          <w:sz w:val="22"/>
+        </w:rPr>
+        <w:t>플레이어 기준으로 투사체를 날렸기 때문에 카메라가 없는 AI는 스킬을 쓸 때 AI의 방향대로 날아가는 문제가 있었는데 TargetKey에 따라 타겟을 구하고 AI가 타겟으로 향하는 방향 벡터를 구해 회전값을 스킬 회전값으로 줬음</w:t>
+      </w:r>
+    </w:p>
+    <w:p>
+      <w:pPr>
+        <w:rPr>
+          <w:sz w:val="22"/>
+        </w:rPr>
+      </w:pPr>
+    </w:p>
+    <w:p>
+      <w:pPr>
+        <w:rPr>
+          <w:rFonts w:hint="eastAsia"/>
           <w:sz w:val="22"/>
         </w:rPr>
       </w:pPr>
@@ -757,15 +997,7 @@
                 <w:b/>
                 <w:sz w:val="22"/>
               </w:rPr>
-              <w:t>4.2</w:t>
-            </w:r>
-            <w:r>
-              <w:rPr>
-                <w:rFonts w:hint="eastAsia"/>
-                <w:b/>
-                <w:sz w:val="22"/>
-              </w:rPr>
-              <w:t>7</w:t>
+              <w:t>4.27</w:t>
             </w:r>
           </w:p>
         </w:tc>
@@ -805,8 +1037,18 @@
           </w:tcPr>
           <w:p>
             <w:r>
-              <w:t xml:space="preserve"> </w:t>
-            </w:r>
+              <w:rPr>
+                <w:rFonts w:hint="eastAsia"/>
+              </w:rPr>
+              <w:t>다른 투사체 스킬도 상,하 공격이 가능하도록 수정</w:t>
+            </w:r>
+          </w:p>
+          <w:p>
+            <w:pPr>
+              <w:rPr>
+                <w:rFonts w:hint="eastAsia"/>
+              </w:rPr>
+            </w:pPr>
           </w:p>
         </w:tc>
       </w:tr>
